--- a/paper/icssr_chapter/CHAPTER_DRAFT_v1.docx
+++ b/paper/icssr_chapter/CHAPTER_DRAFT_v1.docx
@@ -167,7 +167,7 @@
         <w:t>Brihat Samhita</w:t>
       </w:r>
       <w:r>
-        <w:t xml:space="preserve"> devotes chapters to the prediction of rainfall, the growth of crops, the exploration of underground water and the treatment of trees. </w:t>
+        <w:t xml:space="preserve"> devotes chapters to the prediction of rainfall, the growth of crops, the exploration of underground water and the treatment of trees (Bhat, 1981). </w:t>
       </w:r>
       <w:r>
         <w:rPr>
@@ -176,7 +176,7 @@
         <w:t>Krishi-Parashara</w:t>
       </w:r>
       <w:r>
-        <w:t xml:space="preserve"> is a manual of the agricultural year: seasons, sowing, rain signs, cattle (Sadhale, 1999). The </w:t>
+        <w:t xml:space="preserve"> is a manual of the agricultural year: seasons, sowing, rain signs, cattle (Majumdar &amp; Banerji, 1960). The </w:t>
       </w:r>
       <w:r>
         <w:rPr>
@@ -185,7 +185,7 @@
         <w:t>Upavanavinoda</w:t>
       </w:r>
       <w:r>
-        <w:t xml:space="preserve"> of Sarangadhara covers arboriculture and garden layout. </w:t>
+        <w:t xml:space="preserve"> of Sarangadhara covers arboriculture and garden layout (Majumdar, 1935). </w:t>
       </w:r>
       <w:r>
         <w:rPr>
@@ -194,7 +194,7 @@
         <w:t>Kashyapiyakrishisukti</w:t>
       </w:r>
       <w:r>
-        <w:t xml:space="preserve"> is a treatise on cultivation—land selection, water, seed, sowing and harvest (Ayachit, 2002). And the </w:t>
+        <w:t xml:space="preserve"> is a treatise on cultivation—land selection, water, seed, sowing and harvest (Jugnu, 2013). And the </w:t>
       </w:r>
       <w:r>
         <w:rPr>
@@ -203,11 +203,11 @@
         <w:t>Vishvavallabha</w:t>
       </w:r>
       <w:r>
-        <w:t xml:space="preserve"> of Chakrapani Mishra, composed around 1577 at the court of Maharana Pratap of Mewar, is a nine-chapter work on plant life in an arid </w:t>
+        <w:t xml:space="preserve"> of Chakrapani Mishra, composed around 1577 at the court of Maharana Pratap of Mewar, is a </w:t>
       </w:r>
       <w:r>
         <w:lastRenderedPageBreak/>
-        <w:t xml:space="preserve">region, with the largest dedicated chapter on plant disease and its treatment in the tradition (Sadhale, 2004). Together they record an organic and sustainable practice: liquid manures such as </w:t>
+        <w:t xml:space="preserve">nine-chapter work on plant life in an arid region, with the largest dedicated chapter on plant disease and its treatment in the tradition (Sadhale, 2004). Together they record an organic and sustainable practice: liquid manures such as </w:t>
       </w:r>
       <w:r>
         <w:rPr>
@@ -1120,11 +1120,10 @@
         <w:jc w:val="both"/>
       </w:pPr>
       <w:r>
-        <w:t xml:space="preserve">The system described here therefore rests on a single design rule, stated to the generator as an instruction it is not permitted to break: answer only from the passages you have been given; cite the source text, chapter and verse for every claim; and if the passages do not address the observed condition, say that the texts do not contain enough information, </w:t>
-      </w:r>
-      <w:r>
-        <w:lastRenderedPageBreak/>
-        <w:t>and stop. Refusal, under this rule, is not a failure of the system. It is the system being faithful to a silence in the sources. We would rather the farmer received nothing than received a fabrication presented as heritage. That principle, which sounds obvious, turned out to be the one the evaluation kept testing.</w:t>
+        <w:t>The system described here therefore rests on a single design rule, stated to the generator as an instruction it is not permitted to break: answer only from the passages you have been given; cite the source text, chapter and verse for every claim; and if the passages do not address the observed condition, say that the texts do not contain enough information, and stop. Refusal, under this rule, is not a failure of the system. It is the system being faithful to a silence in the sources. We would rather the far</w:t>
+      </w:r>
+      <w:r>
+        <w:t>mer received nothing than received a fabrication presented as heritage. That principle, which sounds obvious, turned out to be the one the evaluation kept testing.</w:t>
       </w:r>
     </w:p>
     <w:p>
@@ -2051,7 +2050,52 @@
         <w:t>The digital corpus.</w:t>
       </w:r>
       <w:r>
-        <w:t xml:space="preserve"> Each treatise was obtained as a scanned translation, converted to text by optical character recognition, cleaned, and divided into passages of roughly verse-group length—two to three thousand characters each. Every passage carries its book, chapter, verse range and translator, so that a citation can be traced back to a page. Five of the six classical texts were taken from the Asian Agri-History Foundation's translation series; </w:t>
+        <w:t xml:space="preserve"> Each treatise was obtained as a scanned translation, converted to text by optical character recognition, cleaned, and divided into passages of roughly verse-group length—two to three thousand characters each. Every passage carries its book, chapter, verse range and translator, so that a citation can be traced back to a page. </w:t>
+      </w:r>
+      <w:r>
+        <w:rPr>
+          <w:i/>
+        </w:rPr>
+        <w:t>Vrikshayurveda</w:t>
+      </w:r>
+      <w:r>
+        <w:t xml:space="preserve"> and </w:t>
+      </w:r>
+      <w:r>
+        <w:rPr>
+          <w:i/>
+        </w:rPr>
+        <w:t>Vishvavallabha</w:t>
+      </w:r>
+      <w:r>
+        <w:t xml:space="preserve"> were taken from the Asian Agri-History Foundation's translations (Sadhale, 1996, 2004), </w:t>
+      </w:r>
+      <w:r>
+        <w:rPr>
+          <w:i/>
+        </w:rPr>
+        <w:t>Brihat Samhita</w:t>
+      </w:r>
+      <w:r>
+        <w:t xml:space="preserve"> from Bhat's (1981), and </w:t>
+      </w:r>
+      <w:r>
+        <w:rPr>
+          <w:i/>
+        </w:rPr>
+        <w:t>Krishi-Parashara</w:t>
+      </w:r>
+      <w:r>
+        <w:t xml:space="preserve"> and </w:t>
+      </w:r>
+      <w:r>
+        <w:rPr>
+          <w:i/>
+        </w:rPr>
+        <w:t>Upavanavinoda</w:t>
+      </w:r>
+      <w:r>
+        <w:t xml:space="preserve"> from Majumdar's editions (Majumdar &amp; Banerji, 1960; Majumdar, 1935). </w:t>
       </w:r>
       <w:r>
         <w:rPr>
@@ -2060,7 +2104,7 @@
         <w:t>Kashyapiyakrishisukti</w:t>
       </w:r>
       <w:r>
-        <w:t xml:space="preserve"> was available to us only as a Sanskrit scan and was translated for this project with machine assistance, then checked against the published edition. </w:t>
+        <w:t xml:space="preserve"> was available to us only as a Sanskrit text and was translated for this project with machine assistance; a verse-by-verse check of that translation against the Chowkhamba edition (Jugnu, 2013) has been prepared and is in progress, and its passages should be read with that caveat. </w:t>
       </w:r>
       <w:r>
         <w:rPr>
@@ -2103,11 +2147,7 @@
         <w:t>The symptom bridge.</w:t>
       </w:r>
       <w:r>
-        <w:t xml:space="preserve"> This is the component that makes the connection possible, and it exists because of the vocabulary gap described in Section 2. The disease model produces a label such as "Apple scab". The treatises contain no such phrase, and a search for it finds nothing: in a direct comparison, searching with the modern label scored between 0.01 </w:t>
-      </w:r>
-      <w:r>
-        <w:lastRenderedPageBreak/>
-        <w:t>and 0.04 on the retrieval measure we use, where 1.0 is a perfect match. The bridge asks a language model, Llama 3.1 (Grattafiori et al., 2024), to rewrite the label as a descripti</w:t>
+        <w:t xml:space="preserve"> This is the component that makes the connection possible, and it exists because of the vocabulary gap described in Section 2. The disease model produces a label such as "Apple scab". The treatises contain no such phrase, and a search for it finds nothing: in a direct comparison, searching with the modern label scored between 0.01 and 0.04 on the retrieval measure we use, where 1.0 is a perfect match. The bridge asks a language model, Llama 3.1 (Grattafiori et al., 2024), to rewrite the label as a descripti</w:t>
       </w:r>
       <w:r>
         <w:t>on of what would be seen on the plant, in the observational register the texts use: "dark rough corky patches spreading over the leaves". Searched with that description, the same treatises scored between 0.59 and 0.96. The bridge is not a refinement; it is what makes the modern label reach the classical text at all. Section 7 reports what happened when we tested the bridge's actual output rather than assuming it.</w:t>
@@ -2124,10 +2164,10 @@
         <w:t>Retrieval and grounded generation.</w:t>
       </w:r>
       <w:r>
-        <w:t xml:space="preserve"> The rewritten description is used to search the corpus by meaning, using sentence embeddings (Xiao et al., 2023) combined with a conventional keyword index (Robertson &amp; Zaragoza, 2009), and the candidates are re-ranked by a second model that reads query and passage together. The top five passages, each headed by its exact citation, are handed to the generator under the rule stated in Section 3. The generator writes the advice, or declines. This is the retrieval-augmented pattern of Lewis et al. (2020), wit</w:t>
-      </w:r>
-      <w:r>
-        <w:t>h the abstention rule added and enforced.</w:t>
+        <w:t xml:space="preserve"> The rewritten description is used to search the corpus by meaning, using sentence embeddings (Xiao et al., 2023) combined, by reciprocal rank fusion (Cormack et al., 2009), with a conventional keyword index (Robertson &amp; Zaragoza, 2009), and the candidates are re-ranked by a second model that reads query and passage together. The top five passages, each headed by its exact citation, are handed to the generator under the rule stated in Section 3. The generator writes the advice, or declines. This is the retr</w:t>
+      </w:r>
+      <w:r>
+        <w:t>ieval-augmented pattern of Lewis et al. (2020), with the abstention rule added and enforced.</w:t>
       </w:r>
     </w:p>
     <w:p>
@@ -2270,7 +2310,6 @@
         <w:jc w:val="both"/>
       </w:pPr>
       <w:r>
-        <w:lastRenderedPageBreak/>
         <w:t>Whether each question is answerable was decided by reading, in full, every passage the system retrieved for it. Twenty-seven questions are answerable. Eleven are not, although their subject lies within the treatises' scope, because no passage in any source addresses them. Two more are deliberate traps—questions about synthetic fungicide dosages and exact fertiliser percentages—that no classical text could answer, on which the correct behaviour is refusal.</w:t>
       </w:r>
     </w:p>
@@ -2386,7 +2425,7 @@
         <w:t>Brihat Samhita</w:t>
       </w:r>
       <w:r>
-        <w:t xml:space="preserve">'s list—ants shifting their eggs, the mating of snakes, chameleons on treetops fixing their gaze on the sky. </w:t>
+        <w:t xml:space="preserve">'s list—ants shifting their eggs, the mating of snakes, chameleons on treetops fixing their gaze on the sky (Bhat, 1981, ch. 28). </w:t>
       </w:r>
       <w:r>
         <w:rPr>
@@ -2582,7 +2621,6 @@
                 <w:color w:val="1F2A37"/>
                 <w:sz w:val="16"/>
               </w:rPr>
-              <w:lastRenderedPageBreak/>
               <w:br/>
               <w:t>answerable</w:t>
             </w:r>
@@ -2611,7 +2649,6 @@
                 <w:color w:val="1F2A37"/>
                 <w:sz w:val="19"/>
               </w:rPr>
-              <w:lastRenderedPageBreak/>
               <w:t>Modern diagnosis names disease by APPEARANCE</w:t>
             </w:r>
           </w:p>
@@ -2657,7 +2694,6 @@
                 <w:color w:val="1F2A37"/>
                 <w:sz w:val="19"/>
               </w:rPr>
-              <w:lastRenderedPageBreak/>
               <w:t>…and describe symptoms as</w:t>
             </w:r>
           </w:p>
@@ -3119,7 +3155,6 @@
               <w:rPr>
                 <w:sz w:val="18"/>
               </w:rPr>
-              <w:lastRenderedPageBreak/>
               <w:t>Invented citations, model given no texts</w:t>
             </w:r>
           </w:p>
@@ -3223,10 +3258,10 @@
           <w:noProof/>
         </w:rPr>
         <w:drawing>
-          <wp:inline distT="0" distB="0" distL="0" distR="0" wp14:anchorId="4A463FA2" wp14:editId="3ED51A55">
+          <wp:inline distT="0" distB="0" distL="0" distR="0" wp14:anchorId="247B2988" wp14:editId="131FB83D">
             <wp:extent cx="5461000" cy="3302000"/>
             <wp:effectExtent l="0" t="0" r="6350" b="12700"/>
-            <wp:docPr id="531445197" name="Chart 1"/>
+            <wp:docPr id="494093434" name="Chart 1"/>
             <wp:cNvGraphicFramePr/>
             <a:graphic xmlns:a="http://schemas.openxmlformats.org/drawingml/2006/main">
               <a:graphicData uri="http://schemas.openxmlformats.org/drawingml/2006/chart">
@@ -3339,7 +3374,6 @@
         <w:jc w:val="both"/>
       </w:pPr>
       <w:r>
-        <w:lastRenderedPageBreak/>
         <w:t>Three implications follow for the digital preservation of indigenous knowledge. First, an archive of a knowledge system should be searchable in that system's own terms. The bridge in our system does not translate the texts into modern categories; it translates the modern label into the texts' descriptive register, and it succeeds exactly to the extent that a description can be found on both sides. Second, faithfulness includes knowing where the text stops. A representation that answered every question would</w:t>
       </w:r>
       <w:r>
@@ -3470,7 +3504,7 @@
           <w:color w:val="1F4E79"/>
           <w:sz w:val="26"/>
         </w:rPr>
-        <w:t>Declaration on the use of artificial intelligence</w:t>
+        <w:t>References</w:t>
       </w:r>
     </w:p>
     <w:p>
@@ -3478,67 +3512,22 @@
         <w:jc w:val="both"/>
       </w:pPr>
       <w:r>
-        <w:lastRenderedPageBreak/>
-        <w:t>An AI assistant (Claude, Anthropic) was used in this work to organise experimental results, prepare figures and tables, check factual consistency against the project's experiment log, and assist in drafting. All experiments, data, judgements of answerability and revisions are the authors' own, and the authors take full responsibility for the content.</w:t>
-      </w:r>
-    </w:p>
-    <w:p>
-      <w:pPr>
-        <w:spacing w:before="240" w:after="80"/>
-      </w:pPr>
-      <w:r>
-        <w:rPr>
-          <w:b/>
-          <w:color w:val="1F4E79"/>
-          <w:sz w:val="26"/>
-        </w:rPr>
-        <w:t>References</w:t>
-      </w:r>
-    </w:p>
-    <w:p>
-      <w:pPr>
-        <w:jc w:val="both"/>
-      </w:pPr>
-      <w:r>
-        <w:t xml:space="preserve">Ayachit, S. M. (Trans.). (2002). </w:t>
+        <w:t xml:space="preserve">Bhat, M. R. (Trans.). (1981). </w:t>
       </w:r>
       <w:r>
         <w:rPr>
           <w:i/>
         </w:rPr>
-        <w:t>Kashyapiyakrishisukti (A treatise on agriculture by Kashyapa)</w:t>
-      </w:r>
-      <w:r>
-        <w:t xml:space="preserve"> (Agri-History Bulletin No. 4). Asian Agri-History Foundation. </w:t>
+        <w:t>Varahamihira's Brhat Samhita, with English translation, exhaustive notes and literary comments</w:t>
+      </w:r>
+      <w:r>
+        <w:t xml:space="preserve"> (Part 1). Motilal Banarsidass. </w:t>
       </w:r>
       <w:r>
         <w:rPr>
           <w:i/>
         </w:rPr>
-        <w:t>[verify translator and year]</w:t>
-      </w:r>
-    </w:p>
-    <w:p>
-      <w:pPr>
-        <w:jc w:val="both"/>
-      </w:pPr>
-      <w:r>
-        <w:t xml:space="preserve">Bhat, M. R. (Trans.). (1981). </w:t>
-      </w:r>
-      <w:r>
-        <w:rPr>
-          <w:i/>
-        </w:rPr>
-        <w:t>Varahamihira's Brhat Samhita</w:t>
-      </w:r>
-      <w:r>
-        <w:t xml:space="preserve"> (Vols. 1–2). Motilal Banarsidass. </w:t>
-      </w:r>
-      <w:r>
-        <w:rPr>
-          <w:i/>
-        </w:rPr>
-        <w:t>[verify edition used]</w:t>
+        <w:t>[verify year of the Part 1 printing used]</w:t>
       </w:r>
     </w:p>
     <w:p>
@@ -3597,6 +3586,29 @@
         <w:jc w:val="both"/>
       </w:pPr>
       <w:r>
+        <w:t xml:space="preserve">Jugnu, S. (Ed. &amp; Trans.). (2013). </w:t>
+      </w:r>
+      <w:r>
+        <w:rPr>
+          <w:i/>
+        </w:rPr>
+        <w:t>Kashyapiya Krishi-Paddhati</w:t>
+      </w:r>
+      <w:r>
+        <w:t xml:space="preserve"> [Kashyapiyakrishisukti, with Hindi commentary]. Chowkhamba. </w:t>
+      </w:r>
+      <w:r>
+        <w:rPr>
+          <w:i/>
+        </w:rPr>
+        <w:t>[verify imprint (Chowkhamba Sanskrit Series / Surbharati) and place]</w:t>
+      </w:r>
+    </w:p>
+    <w:p>
+      <w:pPr>
+        <w:jc w:val="both"/>
+      </w:pPr>
+      <w:r>
         <w:t xml:space="preserve">Ji, Z., Lee, N., Frieske, R., Yu, T., Su, D., Xu, Y., Ishii, E., Bang, Y. J., Madotto, A., &amp; Fung, P. (2023). Survey of hallucination in natural language generation. </w:t>
       </w:r>
       <w:r>
@@ -3614,6 +3626,46 @@
         <w:jc w:val="both"/>
       </w:pPr>
       <w:r>
+        <w:t xml:space="preserve">Majumdar, G. P. (Ed. &amp; Trans.). (1935). </w:t>
+      </w:r>
+      <w:r>
+        <w:rPr>
+          <w:i/>
+        </w:rPr>
+        <w:t>Upavana-Vinoda: A Sanskrit treatise on arbori-horticulture</w:t>
+      </w:r>
+      <w:r>
+        <w:t xml:space="preserve"> (Indian Positive Sciences Series No. 1). Indian Research Institute.</w:t>
+      </w:r>
+    </w:p>
+    <w:p>
+      <w:pPr>
+        <w:jc w:val="both"/>
+      </w:pPr>
+      <w:r>
+        <w:t xml:space="preserve">Majumdar, G. P., &amp; Banerji, S. C. (Eds. &amp; Trans.). (1960). </w:t>
+      </w:r>
+      <w:r>
+        <w:rPr>
+          <w:i/>
+        </w:rPr>
+        <w:t>Krishi-Parashara</w:t>
+      </w:r>
+      <w:r>
+        <w:t xml:space="preserve"> (Bibliotheca Indica, Work No. 285). The Asiatic Society. </w:t>
+      </w:r>
+      <w:r>
+        <w:rPr>
+          <w:i/>
+        </w:rPr>
+        <w:t>[verify publisher line]</w:t>
+      </w:r>
+    </w:p>
+    <w:p>
+      <w:pPr>
+        <w:jc w:val="both"/>
+      </w:pPr>
+      <w:r>
         <w:t xml:space="preserve">Lewis, P., Perez, E., Piktus, A., Petroni, F., Karpukhin, V., Goyal, N., Küttler, H., Lewis, M., Yih, W., Rocktäschel, T., Riedel, S., &amp; Kiela, D. (2020). Retrieval-augmented generation for knowledge-intensive NLP tasks. In </w:t>
       </w:r>
       <w:r>
@@ -3768,29 +3820,6 @@
         <w:jc w:val="both"/>
       </w:pPr>
       <w:r>
-        <w:t xml:space="preserve">Sadhale, N. (Trans.). (1999). </w:t>
-      </w:r>
-      <w:r>
-        <w:rPr>
-          <w:i/>
-        </w:rPr>
-        <w:t>Krishi-Parashara (Agriculture by Parashara)</w:t>
-      </w:r>
-      <w:r>
-        <w:t xml:space="preserve"> (Agri-History Bulletin No. 2). Asian Agri-History Foundation. </w:t>
-      </w:r>
-      <w:r>
-        <w:rPr>
-          <w:i/>
-        </w:rPr>
-        <w:t>[verify year]</w:t>
-      </w:r>
-    </w:p>
-    <w:p>
-      <w:pPr>
-        <w:jc w:val="both"/>
-      </w:pPr>
-      <w:r>
         <w:t xml:space="preserve">Sadhale, N. (Trans.). (2004). </w:t>
       </w:r>
       <w:r>
@@ -3801,30 +3830,6 @@
       </w:r>
       <w:r>
         <w:t xml:space="preserve"> (Agri-History Bulletin No. 5). Asian Agri-History Foundation.</w:t>
-      </w:r>
-    </w:p>
-    <w:p>
-      <w:pPr>
-        <w:jc w:val="both"/>
-      </w:pPr>
-      <w:r>
-        <w:lastRenderedPageBreak/>
-        <w:t xml:space="preserve">Sadhale, N., &amp; Nene, Y. L. (Trans. &amp; Comm.). (2008). </w:t>
-      </w:r>
-      <w:r>
-        <w:rPr>
-          <w:i/>
-        </w:rPr>
-        <w:t>Upavanavinoda of Sarangadhara</w:t>
-      </w:r>
-      <w:r>
-        <w:t xml:space="preserve"> (Agri-History Bulletin No. 8). Asian Agri-History Foundation. </w:t>
-      </w:r>
-      <w:r>
-        <w:rPr>
-          <w:i/>
-        </w:rPr>
-        <w:t>[verify translator, year and bulletin number]</w:t>
       </w:r>
     </w:p>
     <w:p>
@@ -4078,31 +4083,31 @@
       </w:rPr>
     </w:lvl>
   </w:abstractNum>
-  <w:num w:numId="1" w16cid:durableId="120610347">
+  <w:num w:numId="1" w16cid:durableId="1873568457">
     <w:abstractNumId w:val="8"/>
   </w:num>
-  <w:num w:numId="2" w16cid:durableId="1726220217">
+  <w:num w:numId="2" w16cid:durableId="365832797">
     <w:abstractNumId w:val="6"/>
   </w:num>
-  <w:num w:numId="3" w16cid:durableId="1505322647">
+  <w:num w:numId="3" w16cid:durableId="230504860">
     <w:abstractNumId w:val="5"/>
   </w:num>
-  <w:num w:numId="4" w16cid:durableId="2062552918">
+  <w:num w:numId="4" w16cid:durableId="327515515">
     <w:abstractNumId w:val="4"/>
   </w:num>
-  <w:num w:numId="5" w16cid:durableId="682782283">
+  <w:num w:numId="5" w16cid:durableId="869294576">
     <w:abstractNumId w:val="7"/>
   </w:num>
-  <w:num w:numId="6" w16cid:durableId="272716256">
+  <w:num w:numId="6" w16cid:durableId="979188133">
     <w:abstractNumId w:val="3"/>
   </w:num>
-  <w:num w:numId="7" w16cid:durableId="779450029">
+  <w:num w:numId="7" w16cid:durableId="1194612918">
     <w:abstractNumId w:val="2"/>
   </w:num>
-  <w:num w:numId="8" w16cid:durableId="1765609691">
+  <w:num w:numId="8" w16cid:durableId="271547816">
     <w:abstractNumId w:val="1"/>
   </w:num>
-  <w:num w:numId="9" w16cid:durableId="298998004">
+  <w:num w:numId="9" w16cid:durableId="1978604777">
     <w:abstractNumId w:val="0"/>
   </w:num>
 </w:numbering>
@@ -15621,7 +15626,7 @@
           </c:val>
           <c:extLst>
             <c:ext xmlns:c16="http://schemas.microsoft.com/office/drawing/2014/chart" uri="{C3380CC4-5D6E-409C-BE32-E72D297353CC}">
-              <c16:uniqueId val="{00000000-01FD-4E36-B686-DAE8DA5A61DA}"/>
+              <c16:uniqueId val="{00000000-2B2F-4845-9E57-E27B7794D307}"/>
             </c:ext>
           </c:extLst>
         </c:ser>
@@ -15736,7 +15741,7 @@
           </c:val>
           <c:extLst>
             <c:ext xmlns:c16="http://schemas.microsoft.com/office/drawing/2014/chart" uri="{C3380CC4-5D6E-409C-BE32-E72D297353CC}">
-              <c16:uniqueId val="{00000001-01FD-4E36-B686-DAE8DA5A61DA}"/>
+              <c16:uniqueId val="{00000001-2B2F-4845-9E57-E27B7794D307}"/>
             </c:ext>
           </c:extLst>
         </c:ser>
@@ -15750,11 +15755,11 @@
         </c:dLbls>
         <c:gapWidth val="60"/>
         <c:overlap val="-27"/>
-        <c:axId val="1608531311"/>
-        <c:axId val="1528730447"/>
+        <c:axId val="1409475359"/>
+        <c:axId val="1292275503"/>
       </c:barChart>
       <c:catAx>
-        <c:axId val="1608531311"/>
+        <c:axId val="1409475359"/>
         <c:scaling>
           <c:orientation val="minMax"/>
         </c:scaling>
@@ -15797,7 +15802,7 @@
             <a:endParaRPr lang="en-US"/>
           </a:p>
         </c:txPr>
-        <c:crossAx val="1528730447"/>
+        <c:crossAx val="1292275503"/>
         <c:crosses val="autoZero"/>
         <c:auto val="1"/>
         <c:lblAlgn val="ctr"/>
@@ -15805,7 +15810,7 @@
         <c:noMultiLvlLbl val="0"/>
       </c:catAx>
       <c:valAx>
-        <c:axId val="1528730447"/>
+        <c:axId val="1292275503"/>
         <c:scaling>
           <c:orientation val="minMax"/>
           <c:max val="100"/>
@@ -15910,7 +15915,7 @@
             <a:endParaRPr lang="en-US"/>
           </a:p>
         </c:txPr>
-        <c:crossAx val="1608531311"/>
+        <c:crossAx val="1409475359"/>
         <c:crosses val="autoZero"/>
         <c:crossBetween val="between"/>
         <c:majorUnit val="20"/>
